--- a/applications/ottimate-onboarding-specialist/cover-letter.docx
+++ b/applications/ottimate-onboarding-specialist/cover-letter.docx
@@ -120,7 +120,7 @@
           <w:b w:val="0"/>
           <w:color w:val="1A1A1A"/>
         </w:rPr>
-        <w:t>To be direct: I haven't worked inside AP or finance operations, and I'd be learning the invoice-to-payment lifecycle on your side of the table. I've learned complex platforms quickly before, including selling and scoping Accelo's CRM/PSA product to professional-services firms, and I'm comfortable in Salesforce. I'd welcome a conversation at 303-726-5037 or jrotnbrg@gmail.com.</w:t>
+        <w:t>To be direct: I haven't worked inside AP or finance operations. The closest I've come is walking professional-services firms through Accelo's invoicing and billing features, so I know how a billing workflow looks to the people running it, and I'd learn the invoice-to-payment lifecycle quickly on your side of the table. I'm comfortable in Salesforce and presenting anywhere from a 1:1 deep dive to a room of 50+. I'd welcome a conversation at 303-726-5037 or jrotnbrg@gmail.com.</w:t>
       </w:r>
     </w:p>
     <w:p>
